--- a/uploads/contratos/Contrato - DASD.docx
+++ b/uploads/contratos/Contrato - DASD.docx
@@ -698,7 +698,7 @@
           <w:b/>
           <w:bCs/>
         </w:rPr>
-        <w:t>Masculino</w:t>
+        <w:t>femenino</w:t>
       </w:r>
       <w:r>
         <w:rPr>
